--- a/LAB5/DevOps_5.docx
+++ b/LAB5/DevOps_5.docx
@@ -1295,8 +1295,6 @@
           <w:szCs w:val="28"/>
         </w:rPr>
       </w:pPr>
-      <w:bookmarkStart w:id="0" w:name="_GoBack"/>
-      <w:bookmarkEnd w:id="0"/>
     </w:p>
     <w:p>
       <w:pPr>
@@ -1418,9 +1416,41 @@
           <w:szCs w:val="28"/>
           <w:lang w:eastAsia="ru-RU"/>
         </w:rPr>
-        <w:t>Docker?</w:t>
+        <w:t>Docker</w:t>
       </w:r>
       <w:proofErr w:type="spellEnd"/>
+      <w:r>
+        <w:rPr>
+          <w:rFonts w:ascii="TimesNewRomanPSMT" w:eastAsia="Times New Roman" w:hAnsi="TimesNewRomanPSMT" w:cs="Times New Roman"/>
+          <w:color w:val="000000"/>
+          <w:sz w:val="28"/>
+          <w:szCs w:val="28"/>
+          <w:lang w:eastAsia="ru-RU"/>
+        </w:rPr>
+        <w:t>?</w:t>
+      </w:r>
+    </w:p>
+    <w:p>
+      <w:pPr>
+        <w:spacing w:after="0" w:line="360" w:lineRule="auto"/>
+        <w:rPr>
+          <w:rFonts w:ascii="TimesNewRomanPSMT" w:eastAsia="Times New Roman" w:hAnsi="TimesNewRomanPSMT" w:cs="Times New Roman"/>
+          <w:color w:val="000000"/>
+          <w:sz w:val="28"/>
+          <w:szCs w:val="28"/>
+          <w:lang w:eastAsia="ru-RU"/>
+        </w:rPr>
+      </w:pPr>
+      <w:r>
+        <w:rPr>
+          <w:rFonts w:ascii="TimesNewRomanPSMT" w:eastAsia="Times New Roman" w:hAnsi="TimesNewRomanPSMT" w:cs="Times New Roman"/>
+          <w:color w:val="000000"/>
+          <w:sz w:val="28"/>
+          <w:szCs w:val="28"/>
+          <w:lang w:eastAsia="ru-RU"/>
+        </w:rPr>
+        <w:t>Переменные, которые предаются в контейнер при запуске и могут использоваться приложением для настройки</w:t>
+      </w:r>
     </w:p>
     <w:p>
       <w:pPr>
@@ -1472,6 +1502,136 @@
     </w:p>
     <w:p>
       <w:pPr>
+        <w:spacing w:after="0" w:line="360" w:lineRule="auto"/>
+        <w:rPr>
+          <w:rFonts w:ascii="TimesNewRomanPSMT" w:eastAsia="Times New Roman" w:hAnsi="TimesNewRomanPSMT" w:cs="Times New Roman"/>
+          <w:color w:val="000000"/>
+          <w:sz w:val="28"/>
+          <w:szCs w:val="28"/>
+          <w:lang w:val="en-US" w:eastAsia="ru-RU"/>
+        </w:rPr>
+      </w:pPr>
+      <w:r>
+        <w:rPr>
+          <w:rFonts w:ascii="TimesNewRomanPSMT" w:eastAsia="Times New Roman" w:hAnsi="TimesNewRomanPSMT" w:cs="Times New Roman"/>
+          <w:color w:val="000000"/>
+          <w:sz w:val="28"/>
+          <w:szCs w:val="28"/>
+          <w:lang w:val="en-US" w:eastAsia="ru-RU"/>
+        </w:rPr>
+        <w:t>docker volume create vol</w:t>
+      </w:r>
+    </w:p>
+    <w:p>
+      <w:pPr>
+        <w:spacing w:after="0" w:line="360" w:lineRule="auto"/>
+        <w:rPr>
+          <w:rFonts w:ascii="TimesNewRomanPSMT" w:eastAsia="Times New Roman" w:hAnsi="TimesNewRomanPSMT" w:cs="Times New Roman"/>
+          <w:color w:val="000000"/>
+          <w:sz w:val="28"/>
+          <w:szCs w:val="28"/>
+          <w:lang w:val="en-US" w:eastAsia="ru-RU"/>
+        </w:rPr>
+      </w:pPr>
+      <w:r>
+        <w:rPr>
+          <w:rFonts w:ascii="TimesNewRomanPSMT" w:eastAsia="Times New Roman" w:hAnsi="TimesNewRomanPSMT" w:cs="Times New Roman"/>
+          <w:color w:val="000000"/>
+          <w:sz w:val="28"/>
+          <w:szCs w:val="28"/>
+          <w:lang w:val="en-US" w:eastAsia="ru-RU"/>
+        </w:rPr>
+        <w:t>docker volume ls</w:t>
+      </w:r>
+    </w:p>
+    <w:p>
+      <w:pPr>
+        <w:spacing w:after="0" w:line="360" w:lineRule="auto"/>
+        <w:rPr>
+          <w:rFonts w:ascii="TimesNewRomanPSMT" w:eastAsia="Times New Roman" w:hAnsi="TimesNewRomanPSMT" w:cs="Times New Roman"/>
+          <w:color w:val="000000"/>
+          <w:sz w:val="28"/>
+          <w:szCs w:val="28"/>
+          <w:lang w:val="en-US" w:eastAsia="ru-RU"/>
+        </w:rPr>
+      </w:pPr>
+      <w:r>
+        <w:rPr>
+          <w:rFonts w:ascii="TimesNewRomanPSMT" w:eastAsia="Times New Roman" w:hAnsi="TimesNewRomanPSMT" w:cs="Times New Roman"/>
+          <w:color w:val="000000"/>
+          <w:sz w:val="28"/>
+          <w:szCs w:val="28"/>
+          <w:lang w:val="en-US" w:eastAsia="ru-RU"/>
+        </w:rPr>
+        <w:t>docker volume inspect</w:t>
+      </w:r>
+      <w:r>
+        <w:rPr>
+          <w:rFonts w:ascii="TimesNewRomanPSMT" w:eastAsia="Times New Roman" w:hAnsi="TimesNewRomanPSMT" w:cs="Times New Roman"/>
+          <w:color w:val="000000"/>
+          <w:sz w:val="28"/>
+          <w:szCs w:val="28"/>
+          <w:lang w:val="en-US" w:eastAsia="ru-RU"/>
+        </w:rPr>
+        <w:t xml:space="preserve"> </w:t>
+      </w:r>
+      <w:r>
+        <w:rPr>
+          <w:rFonts w:ascii="TimesNewRomanPSMT" w:eastAsia="Times New Roman" w:hAnsi="TimesNewRomanPSMT" w:cs="Times New Roman"/>
+          <w:color w:val="000000"/>
+          <w:sz w:val="28"/>
+          <w:szCs w:val="28"/>
+          <w:lang w:val="en-US" w:eastAsia="ru-RU"/>
+        </w:rPr>
+        <w:t>vol</w:t>
+      </w:r>
+    </w:p>
+    <w:p>
+      <w:pPr>
+        <w:spacing w:after="0" w:line="360" w:lineRule="auto"/>
+        <w:rPr>
+          <w:rFonts w:ascii="TimesNewRomanPSMT" w:eastAsia="Times New Roman" w:hAnsi="TimesNewRomanPSMT" w:cs="Times New Roman"/>
+          <w:color w:val="000000"/>
+          <w:sz w:val="28"/>
+          <w:szCs w:val="28"/>
+          <w:lang w:val="en-US" w:eastAsia="ru-RU"/>
+        </w:rPr>
+      </w:pPr>
+      <w:r>
+        <w:rPr>
+          <w:rFonts w:ascii="TimesNewRomanPSMT" w:eastAsia="Times New Roman" w:hAnsi="TimesNewRomanPSMT" w:cs="Times New Roman"/>
+          <w:color w:val="000000"/>
+          <w:sz w:val="28"/>
+          <w:szCs w:val="28"/>
+          <w:lang w:val="en-US" w:eastAsia="ru-RU"/>
+        </w:rPr>
+        <w:t>docker volume rm vol</w:t>
+      </w:r>
+    </w:p>
+    <w:p>
+      <w:pPr>
+        <w:spacing w:after="0" w:line="360" w:lineRule="auto"/>
+        <w:rPr>
+          <w:rFonts w:ascii="TimesNewRomanPSMT" w:eastAsia="Times New Roman" w:hAnsi="TimesNewRomanPSMT" w:cs="Times New Roman"/>
+          <w:color w:val="000000"/>
+          <w:sz w:val="28"/>
+          <w:szCs w:val="28"/>
+          <w:lang w:val="en-US" w:eastAsia="ru-RU"/>
+        </w:rPr>
+      </w:pPr>
+      <w:r>
+        <w:rPr>
+          <w:rFonts w:ascii="TimesNewRomanPSMT" w:eastAsia="Times New Roman" w:hAnsi="TimesNewRomanPSMT" w:cs="Times New Roman"/>
+          <w:color w:val="000000"/>
+          <w:sz w:val="28"/>
+          <w:szCs w:val="28"/>
+          <w:lang w:val="en-US" w:eastAsia="ru-RU"/>
+        </w:rPr>
+        <w:t>docker volume prune</w:t>
+      </w:r>
+    </w:p>
+    <w:p>
+      <w:pPr>
         <w:pStyle w:val="a3"/>
         <w:numPr>
           <w:ilvl w:val="0"/>
@@ -1562,50 +1722,95 @@
     <w:p>
       <w:pPr>
         <w:pStyle w:val="a3"/>
-        <w:numPr>
-          <w:ilvl w:val="0"/>
-          <w:numId w:val="9"/>
-        </w:numPr>
         <w:spacing w:after="0" w:line="360" w:lineRule="auto"/>
-        <w:rPr>
-          <w:rFonts w:ascii="TimesNewRomanPSMT" w:eastAsia="Times New Roman" w:hAnsi="TimesNewRomanPSMT" w:cs="Times New Roman"/>
-          <w:color w:val="000000"/>
-          <w:sz w:val="28"/>
-          <w:szCs w:val="28"/>
-          <w:lang w:eastAsia="ru-RU"/>
-        </w:rPr>
-      </w:pPr>
-      <w:r>
-        <w:rPr>
-          <w:rFonts w:ascii="TimesNewRomanPSMT" w:eastAsia="Times New Roman" w:hAnsi="TimesNewRomanPSMT" w:cs="Times New Roman"/>
-          <w:color w:val="000000"/>
-          <w:sz w:val="28"/>
-          <w:szCs w:val="28"/>
-          <w:lang w:eastAsia="ru-RU"/>
-        </w:rPr>
-        <w:t xml:space="preserve">Как создать сеть с использованием </w:t>
-      </w:r>
-      <w:proofErr w:type="spellStart"/>
-      <w:r>
-        <w:rPr>
-          <w:rFonts w:ascii="TimesNewRomanPSMT" w:eastAsia="Times New Roman" w:hAnsi="TimesNewRomanPSMT" w:cs="Times New Roman"/>
-          <w:color w:val="000000"/>
-          <w:sz w:val="28"/>
-          <w:szCs w:val="28"/>
-          <w:lang w:eastAsia="ru-RU"/>
-        </w:rPr>
-        <w:t>Docker-compose</w:t>
-      </w:r>
-      <w:proofErr w:type="spellEnd"/>
-      <w:r>
-        <w:rPr>
-          <w:rFonts w:ascii="TimesNewRomanPSMT" w:eastAsia="Times New Roman" w:hAnsi="TimesNewRomanPSMT" w:cs="Times New Roman"/>
-          <w:color w:val="000000"/>
-          <w:sz w:val="28"/>
-          <w:szCs w:val="28"/>
-          <w:lang w:eastAsia="ru-RU"/>
-        </w:rPr>
-        <w:t>?</w:t>
+        <w:ind w:left="0"/>
+        <w:rPr>
+          <w:rFonts w:ascii="TimesNewRomanPSMT" w:eastAsia="Times New Roman" w:hAnsi="TimesNewRomanPSMT" w:cs="Times New Roman"/>
+          <w:color w:val="000000"/>
+          <w:sz w:val="28"/>
+          <w:szCs w:val="28"/>
+          <w:lang w:eastAsia="ru-RU"/>
+        </w:rPr>
+      </w:pPr>
+      <w:r>
+        <w:rPr>
+          <w:rFonts w:ascii="TimesNewRomanPSMT" w:eastAsia="Times New Roman" w:hAnsi="TimesNewRomanPSMT" w:cs="Times New Roman"/>
+          <w:color w:val="000000"/>
+          <w:sz w:val="28"/>
+          <w:szCs w:val="28"/>
+          <w:lang w:val="en-US" w:eastAsia="ru-RU"/>
+        </w:rPr>
+        <w:t>docker</w:t>
+      </w:r>
+      <w:r>
+        <w:rPr>
+          <w:rFonts w:ascii="TimesNewRomanPSMT" w:eastAsia="Times New Roman" w:hAnsi="TimesNewRomanPSMT" w:cs="Times New Roman"/>
+          <w:color w:val="000000"/>
+          <w:sz w:val="28"/>
+          <w:szCs w:val="28"/>
+          <w:lang w:eastAsia="ru-RU"/>
+        </w:rPr>
+        <w:t xml:space="preserve"> </w:t>
+      </w:r>
+      <w:r>
+        <w:rPr>
+          <w:rFonts w:ascii="TimesNewRomanPSMT" w:eastAsia="Times New Roman" w:hAnsi="TimesNewRomanPSMT" w:cs="Times New Roman"/>
+          <w:color w:val="000000"/>
+          <w:sz w:val="28"/>
+          <w:szCs w:val="28"/>
+          <w:lang w:val="en-US" w:eastAsia="ru-RU"/>
+        </w:rPr>
+        <w:t>network</w:t>
+      </w:r>
+      <w:r>
+        <w:rPr>
+          <w:rFonts w:ascii="TimesNewRomanPSMT" w:eastAsia="Times New Roman" w:hAnsi="TimesNewRomanPSMT" w:cs="Times New Roman"/>
+          <w:color w:val="000000"/>
+          <w:sz w:val="28"/>
+          <w:szCs w:val="28"/>
+          <w:lang w:eastAsia="ru-RU"/>
+        </w:rPr>
+        <w:t xml:space="preserve"> </w:t>
+      </w:r>
+      <w:r>
+        <w:rPr>
+          <w:rFonts w:ascii="TimesNewRomanPSMT" w:eastAsia="Times New Roman" w:hAnsi="TimesNewRomanPSMT" w:cs="Times New Roman"/>
+          <w:color w:val="000000"/>
+          <w:sz w:val="28"/>
+          <w:szCs w:val="28"/>
+          <w:lang w:val="en-US" w:eastAsia="ru-RU"/>
+        </w:rPr>
+        <w:t>create</w:t>
+      </w:r>
+      <w:r>
+        <w:rPr>
+          <w:rFonts w:ascii="TimesNewRomanPSMT" w:eastAsia="Times New Roman" w:hAnsi="TimesNewRomanPSMT" w:cs="Times New Roman"/>
+          <w:color w:val="000000"/>
+          <w:sz w:val="28"/>
+          <w:szCs w:val="28"/>
+          <w:lang w:eastAsia="ru-RU"/>
+        </w:rPr>
+        <w:t>.</w:t>
+      </w:r>
+      <w:r>
+        <w:rPr>
+          <w:rFonts w:ascii="TimesNewRomanPSMT" w:eastAsia="Times New Roman" w:hAnsi="TimesNewRomanPSMT" w:cs="Times New Roman"/>
+          <w:color w:val="000000"/>
+          <w:sz w:val="28"/>
+          <w:szCs w:val="28"/>
+          <w:lang w:eastAsia="ru-RU"/>
+        </w:rPr>
+        <w:t xml:space="preserve"> И</w:t>
+      </w:r>
+      <w:r>
+        <w:rPr>
+          <w:rFonts w:ascii="TimesNewRomanPSMT" w:eastAsia="Times New Roman" w:hAnsi="TimesNewRomanPSMT" w:cs="Times New Roman"/>
+          <w:color w:val="000000"/>
+          <w:sz w:val="28"/>
+          <w:szCs w:val="28"/>
+          <w:lang w:eastAsia="ru-RU"/>
+        </w:rPr>
+        <w:t>золяция, возможность обращения по именам контейнеров, контроль IP-адресации</w:t>
       </w:r>
     </w:p>
     <w:p>
@@ -1632,50 +1837,62 @@
           <w:szCs w:val="28"/>
           <w:lang w:eastAsia="ru-RU"/>
         </w:rPr>
-        <w:t xml:space="preserve">Для чего предназначена команда </w:t>
-      </w:r>
-      <w:r>
-        <w:rPr>
-          <w:rFonts w:ascii="CourierNewPSMT" w:eastAsia="Times New Roman" w:hAnsi="CourierNewPSMT" w:cs="Times New Roman"/>
-          <w:color w:val="000000"/>
-          <w:sz w:val="28"/>
-          <w:szCs w:val="28"/>
-          <w:lang w:eastAsia="ru-RU"/>
-        </w:rPr>
-        <w:t xml:space="preserve"># </w:t>
+        <w:t xml:space="preserve">Как создать сеть с использованием </w:t>
       </w:r>
       <w:proofErr w:type="spellStart"/>
       <w:r>
         <w:rPr>
-          <w:rFonts w:ascii="CourierNewPSMT" w:eastAsia="Times New Roman" w:hAnsi="CourierNewPSMT" w:cs="Times New Roman"/>
-          <w:color w:val="000000"/>
-          <w:sz w:val="28"/>
-          <w:szCs w:val="28"/>
-          <w:lang w:eastAsia="ru-RU"/>
-        </w:rPr>
-        <w:t>docker</w:t>
+          <w:rFonts w:ascii="TimesNewRomanPSMT" w:eastAsia="Times New Roman" w:hAnsi="TimesNewRomanPSMT" w:cs="Times New Roman"/>
+          <w:color w:val="000000"/>
+          <w:sz w:val="28"/>
+          <w:szCs w:val="28"/>
+          <w:lang w:eastAsia="ru-RU"/>
+        </w:rPr>
+        <w:t>Docker-compose</w:t>
       </w:r>
       <w:proofErr w:type="spellEnd"/>
       <w:r>
         <w:rPr>
-          <w:rFonts w:ascii="CourierNewPSMT" w:eastAsia="Times New Roman" w:hAnsi="CourierNewPSMT" w:cs="Times New Roman"/>
-          <w:color w:val="000000"/>
-          <w:sz w:val="28"/>
-          <w:szCs w:val="28"/>
-          <w:lang w:eastAsia="ru-RU"/>
-        </w:rPr>
-        <w:t xml:space="preserve"> </w:t>
+          <w:rFonts w:ascii="TimesNewRomanPSMT" w:eastAsia="Times New Roman" w:hAnsi="TimesNewRomanPSMT" w:cs="Times New Roman"/>
+          <w:color w:val="000000"/>
+          <w:sz w:val="28"/>
+          <w:szCs w:val="28"/>
+          <w:lang w:eastAsia="ru-RU"/>
+        </w:rPr>
+        <w:t>?</w:t>
+      </w:r>
+    </w:p>
+    <w:p>
+      <w:pPr>
+        <w:spacing w:after="0" w:line="360" w:lineRule="auto"/>
+        <w:rPr>
+          <w:rFonts w:ascii="TimesNewRomanPSMT" w:eastAsia="Times New Roman" w:hAnsi="TimesNewRomanPSMT" w:cs="Times New Roman"/>
+          <w:color w:val="000000"/>
+          <w:sz w:val="28"/>
+          <w:szCs w:val="28"/>
+          <w:lang w:eastAsia="ru-RU"/>
+        </w:rPr>
+      </w:pPr>
+      <w:r>
+        <w:rPr>
+          <w:rFonts w:ascii="TimesNewRomanPSMT" w:eastAsia="Times New Roman" w:hAnsi="TimesNewRomanPSMT" w:cs="Times New Roman"/>
+          <w:color w:val="000000"/>
+          <w:sz w:val="28"/>
+          <w:szCs w:val="28"/>
+          <w:lang w:eastAsia="ru-RU"/>
+        </w:rPr>
+        <w:t xml:space="preserve">В </w:t>
       </w:r>
       <w:proofErr w:type="spellStart"/>
       <w:r>
         <w:rPr>
-          <w:rFonts w:ascii="CourierNewPSMT" w:eastAsia="Times New Roman" w:hAnsi="CourierNewPSMT" w:cs="Times New Roman"/>
-          <w:color w:val="000000"/>
-          <w:sz w:val="28"/>
-          <w:szCs w:val="28"/>
-          <w:lang w:eastAsia="ru-RU"/>
-        </w:rPr>
-        <w:t>network</w:t>
+          <w:rFonts w:ascii="TimesNewRomanPSMT" w:eastAsia="Times New Roman" w:hAnsi="TimesNewRomanPSMT" w:cs="Times New Roman"/>
+          <w:color w:val="000000"/>
+          <w:sz w:val="28"/>
+          <w:szCs w:val="28"/>
+          <w:lang w:eastAsia="ru-RU"/>
+        </w:rPr>
+        <w:t>docker-compose.yml</w:t>
       </w:r>
       <w:proofErr w:type="spellEnd"/>
       <w:r>
@@ -1686,167 +1903,93 @@
           <w:szCs w:val="28"/>
           <w:lang w:eastAsia="ru-RU"/>
         </w:rPr>
-        <w:t>?</w:t>
-      </w:r>
-    </w:p>
-    <w:p>
-      <w:pPr>
-        <w:spacing w:after="0" w:line="276" w:lineRule="auto"/>
-        <w:ind w:firstLine="709"/>
-        <w:jc w:val="both"/>
-        <w:rPr>
-          <w:rFonts w:ascii="Times New Roman" w:hAnsi="Times New Roman" w:cs="Times New Roman"/>
-          <w:sz w:val="28"/>
-          <w:szCs w:val="28"/>
-        </w:rPr>
-      </w:pPr>
-    </w:p>
-    <w:p>
-      <w:pPr>
-        <w:spacing w:after="0" w:line="276" w:lineRule="auto"/>
-        <w:ind w:firstLine="709"/>
-        <w:jc w:val="both"/>
-        <w:rPr>
-          <w:rFonts w:ascii="Times New Roman" w:hAnsi="Times New Roman" w:cs="Times New Roman"/>
-          <w:sz w:val="28"/>
-          <w:szCs w:val="28"/>
-        </w:rPr>
-      </w:pPr>
-    </w:p>
-    <w:p>
-      <w:pPr>
-        <w:spacing w:after="0" w:line="276" w:lineRule="auto"/>
-        <w:ind w:firstLine="709"/>
-        <w:jc w:val="both"/>
-        <w:rPr>
-          <w:rFonts w:ascii="Times New Roman" w:hAnsi="Times New Roman" w:cs="Times New Roman"/>
-          <w:b/>
-          <w:bCs/>
-          <w:sz w:val="28"/>
-          <w:szCs w:val="28"/>
-        </w:rPr>
-      </w:pPr>
-      <w:r>
-        <w:rPr>
-          <w:rFonts w:ascii="Times New Roman" w:hAnsi="Times New Roman" w:cs="Times New Roman"/>
-          <w:b/>
-          <w:bCs/>
-          <w:sz w:val="28"/>
-          <w:szCs w:val="28"/>
-        </w:rPr>
-        <w:t>Выводы:</w:t>
-      </w:r>
-    </w:p>
-    <w:p>
-      <w:pPr>
-        <w:spacing w:after="0" w:line="276" w:lineRule="auto"/>
-        <w:ind w:firstLine="709"/>
-        <w:jc w:val="both"/>
-        <w:rPr>
-          <w:rFonts w:ascii="Times New Roman" w:hAnsi="Times New Roman" w:cs="Times New Roman"/>
-          <w:sz w:val="28"/>
-          <w:szCs w:val="28"/>
-        </w:rPr>
-      </w:pPr>
-    </w:p>
-    <w:p>
-      <w:pPr>
-        <w:spacing w:after="0" w:line="360" w:lineRule="auto"/>
-        <w:ind w:firstLine="709"/>
-        <w:jc w:val="both"/>
-        <w:rPr>
-          <w:rFonts w:ascii="Times New Roman" w:hAnsi="Times New Roman" w:cs="Times New Roman"/>
-          <w:sz w:val="28"/>
-          <w:szCs w:val="28"/>
-        </w:rPr>
-      </w:pPr>
-      <w:r>
-        <w:rPr>
-          <w:rFonts w:ascii="Times New Roman" w:hAnsi="Times New Roman" w:cs="Times New Roman"/>
-          <w:sz w:val="28"/>
-          <w:szCs w:val="28"/>
-        </w:rPr>
-        <w:t xml:space="preserve">В </w:t>
-      </w:r>
-      <w:r>
-        <w:rPr>
-          <w:rFonts w:ascii="Times New Roman" w:hAnsi="Times New Roman" w:cs="Times New Roman"/>
-          <w:sz w:val="28"/>
-          <w:szCs w:val="28"/>
-        </w:rPr>
-        <w:t xml:space="preserve">ходе лабораторной работы были изучены средства создания </w:t>
+        <w:t xml:space="preserve"> добавить </w:t>
       </w:r>
       <w:proofErr w:type="spellStart"/>
       <w:r>
         <w:rPr>
-          <w:rFonts w:ascii="Times New Roman" w:hAnsi="Times New Roman" w:cs="Times New Roman"/>
-          <w:sz w:val="28"/>
-          <w:szCs w:val="28"/>
-        </w:rPr>
-        <w:t>Docker</w:t>
+          <w:rFonts w:ascii="TimesNewRomanPSMT" w:eastAsia="Times New Roman" w:hAnsi="TimesNewRomanPSMT" w:cs="Times New Roman"/>
+          <w:color w:val="000000"/>
+          <w:sz w:val="28"/>
+          <w:szCs w:val="28"/>
+          <w:lang w:eastAsia="ru-RU"/>
+        </w:rPr>
+        <w:t>networks</w:t>
       </w:r>
       <w:proofErr w:type="spellEnd"/>
       <w:r>
         <w:rPr>
-          <w:rFonts w:ascii="Times New Roman" w:hAnsi="Times New Roman" w:cs="Times New Roman"/>
-          <w:sz w:val="28"/>
-          <w:szCs w:val="28"/>
-        </w:rPr>
-        <w:t xml:space="preserve">-образа для веб-приложения и техника запуска контейнеров с использованием </w:t>
+          <w:rFonts w:ascii="TimesNewRomanPSMT" w:eastAsia="Times New Roman" w:hAnsi="TimesNewRomanPSMT" w:cs="Times New Roman"/>
+          <w:color w:val="000000"/>
+          <w:sz w:val="28"/>
+          <w:szCs w:val="28"/>
+          <w:lang w:eastAsia="ru-RU"/>
+        </w:rPr>
+        <w:t xml:space="preserve"> с драйвером и параметрами IPAM, подключить сервисы к этой сети</w:t>
+      </w:r>
+      <w:r>
+        <w:rPr>
+          <w:rFonts w:ascii="TimesNewRomanPSMT" w:eastAsia="Times New Roman" w:hAnsi="TimesNewRomanPSMT" w:cs="Times New Roman"/>
+          <w:color w:val="000000"/>
+          <w:sz w:val="28"/>
+          <w:szCs w:val="28"/>
+          <w:lang w:eastAsia="ru-RU"/>
+        </w:rPr>
+        <w:t xml:space="preserve">: </w:t>
       </w:r>
       <w:proofErr w:type="spellStart"/>
       <w:r>
         <w:rPr>
-          <w:rFonts w:ascii="Times New Roman" w:hAnsi="Times New Roman" w:cs="Times New Roman"/>
-          <w:sz w:val="28"/>
-          <w:szCs w:val="28"/>
-        </w:rPr>
-        <w:t>Dockerfile</w:t>
+          <w:rFonts w:ascii="TimesNewRomanPSMT" w:eastAsia="Times New Roman" w:hAnsi="TimesNewRomanPSMT" w:cs="Times New Roman"/>
+          <w:color w:val="000000"/>
+          <w:sz w:val="28"/>
+          <w:szCs w:val="28"/>
+          <w:lang w:eastAsia="ru-RU"/>
+        </w:rPr>
+        <w:t>networks</w:t>
       </w:r>
       <w:proofErr w:type="spellEnd"/>
       <w:r>
         <w:rPr>
-          <w:rFonts w:ascii="Times New Roman" w:hAnsi="Times New Roman" w:cs="Times New Roman"/>
-          <w:sz w:val="28"/>
-          <w:szCs w:val="28"/>
-        </w:rPr>
-        <w:t xml:space="preserve"> и </w:t>
+          <w:rFonts w:ascii="TimesNewRomanPSMT" w:eastAsia="Times New Roman" w:hAnsi="TimesNewRomanPSMT" w:cs="Times New Roman"/>
+          <w:color w:val="000000"/>
+          <w:sz w:val="28"/>
+          <w:szCs w:val="28"/>
+          <w:lang w:eastAsia="ru-RU"/>
+        </w:rPr>
+        <w:t xml:space="preserve">: - </w:t>
       </w:r>
       <w:proofErr w:type="spellStart"/>
       <w:r>
         <w:rPr>
-          <w:rFonts w:ascii="Times New Roman" w:hAnsi="Times New Roman" w:cs="Times New Roman"/>
-          <w:sz w:val="28"/>
-          <w:szCs w:val="28"/>
-        </w:rPr>
-        <w:t>Docker</w:t>
+          <w:rFonts w:ascii="TimesNewRomanPSMT" w:eastAsia="Times New Roman" w:hAnsi="TimesNewRomanPSMT" w:cs="Times New Roman"/>
+          <w:color w:val="000000"/>
+          <w:sz w:val="28"/>
+          <w:szCs w:val="28"/>
+          <w:lang w:val="en-US" w:eastAsia="ru-RU"/>
+        </w:rPr>
+        <w:t>neywork</w:t>
       </w:r>
       <w:proofErr w:type="spellEnd"/>
       <w:r>
         <w:rPr>
-          <w:rFonts w:ascii="Times New Roman" w:hAnsi="Times New Roman" w:cs="Times New Roman"/>
-          <w:sz w:val="28"/>
-          <w:szCs w:val="28"/>
-        </w:rPr>
-        <w:t xml:space="preserve"> </w:t>
-      </w:r>
-      <w:proofErr w:type="spellStart"/>
-      <w:r>
-        <w:rPr>
-          <w:rFonts w:ascii="Times New Roman" w:hAnsi="Times New Roman" w:cs="Times New Roman"/>
-          <w:sz w:val="28"/>
-          <w:szCs w:val="28"/>
-        </w:rPr>
-        <w:t>Compose</w:t>
-      </w:r>
-      <w:proofErr w:type="spellEnd"/>
-      <w:r>
-        <w:rPr>
-          <w:rFonts w:ascii="Times New Roman" w:hAnsi="Times New Roman" w:cs="Times New Roman"/>
-          <w:sz w:val="28"/>
-          <w:szCs w:val="28"/>
-        </w:rPr>
-        <w:t>.</w:t>
+          <w:rFonts w:ascii="TimesNewRomanPSMT" w:eastAsia="Times New Roman" w:hAnsi="TimesNewRomanPSMT" w:cs="Times New Roman"/>
+          <w:color w:val="000000"/>
+          <w:sz w:val="28"/>
+          <w:szCs w:val="28"/>
+          <w:lang w:eastAsia="ru-RU"/>
+        </w:rPr>
+        <w:t>_</w:t>
+      </w:r>
+      <w:r>
+        <w:rPr>
+          <w:rFonts w:ascii="TimesNewRomanPSMT" w:eastAsia="Times New Roman" w:hAnsi="TimesNewRomanPSMT" w:cs="Times New Roman"/>
+          <w:color w:val="000000"/>
+          <w:sz w:val="28"/>
+          <w:szCs w:val="28"/>
+          <w:lang w:val="en-US" w:eastAsia="ru-RU"/>
+        </w:rPr>
+        <w:t>name</w:t>
       </w:r>
     </w:p>
     <w:p>
@@ -1854,13 +1997,86 @@
         <w:pStyle w:val="a3"/>
         <w:numPr>
           <w:ilvl w:val="0"/>
-          <w:numId w:val="8"/>
+          <w:numId w:val="9"/>
         </w:numPr>
-        <w:tabs>
-          <w:tab w:val="left" w:pos="993"/>
-        </w:tabs>
         <w:spacing w:after="0" w:line="360" w:lineRule="auto"/>
-        <w:ind w:left="0" w:firstLine="709"/>
+        <w:rPr>
+          <w:rFonts w:ascii="TimesNewRomanPSMT" w:eastAsia="Times New Roman" w:hAnsi="TimesNewRomanPSMT" w:cs="Times New Roman"/>
+          <w:color w:val="000000"/>
+          <w:sz w:val="28"/>
+          <w:szCs w:val="28"/>
+          <w:lang w:eastAsia="ru-RU"/>
+        </w:rPr>
+      </w:pPr>
+      <w:r>
+        <w:rPr>
+          <w:rFonts w:ascii="TimesNewRomanPSMT" w:eastAsia="Times New Roman" w:hAnsi="TimesNewRomanPSMT" w:cs="Times New Roman"/>
+          <w:color w:val="000000"/>
+          <w:sz w:val="28"/>
+          <w:szCs w:val="28"/>
+          <w:lang w:eastAsia="ru-RU"/>
+        </w:rPr>
+        <w:t xml:space="preserve">Для чего предназначена команда </w:t>
+      </w:r>
+      <w:r>
+        <w:rPr>
+          <w:rFonts w:ascii="CourierNewPSMT" w:eastAsia="Times New Roman" w:hAnsi="CourierNewPSMT" w:cs="Times New Roman"/>
+          <w:color w:val="000000"/>
+          <w:sz w:val="28"/>
+          <w:szCs w:val="28"/>
+          <w:lang w:eastAsia="ru-RU"/>
+        </w:rPr>
+        <w:t xml:space="preserve"># </w:t>
+      </w:r>
+      <w:proofErr w:type="spellStart"/>
+      <w:r>
+        <w:rPr>
+          <w:rFonts w:ascii="CourierNewPSMT" w:eastAsia="Times New Roman" w:hAnsi="CourierNewPSMT" w:cs="Times New Roman"/>
+          <w:color w:val="000000"/>
+          <w:sz w:val="28"/>
+          <w:szCs w:val="28"/>
+          <w:lang w:eastAsia="ru-RU"/>
+        </w:rPr>
+        <w:t>docker</w:t>
+      </w:r>
+      <w:proofErr w:type="spellEnd"/>
+      <w:r>
+        <w:rPr>
+          <w:rFonts w:ascii="CourierNewPSMT" w:eastAsia="Times New Roman" w:hAnsi="CourierNewPSMT" w:cs="Times New Roman"/>
+          <w:color w:val="000000"/>
+          <w:sz w:val="28"/>
+          <w:szCs w:val="28"/>
+          <w:lang w:eastAsia="ru-RU"/>
+        </w:rPr>
+        <w:t xml:space="preserve"> </w:t>
+      </w:r>
+      <w:proofErr w:type="spellStart"/>
+      <w:r>
+        <w:rPr>
+          <w:rFonts w:ascii="CourierNewPSMT" w:eastAsia="Times New Roman" w:hAnsi="CourierNewPSMT" w:cs="Times New Roman"/>
+          <w:color w:val="000000"/>
+          <w:sz w:val="28"/>
+          <w:szCs w:val="28"/>
+          <w:lang w:eastAsia="ru-RU"/>
+        </w:rPr>
+        <w:t>network</w:t>
+      </w:r>
+      <w:proofErr w:type="spellEnd"/>
+      <w:r>
+        <w:rPr>
+          <w:rFonts w:ascii="TimesNewRomanPSMT" w:eastAsia="Times New Roman" w:hAnsi="TimesNewRomanPSMT" w:cs="Times New Roman"/>
+          <w:color w:val="000000"/>
+          <w:sz w:val="28"/>
+          <w:szCs w:val="28"/>
+          <w:lang w:eastAsia="ru-RU"/>
+        </w:rPr>
+        <w:t>?</w:t>
+      </w:r>
+    </w:p>
+    <w:p>
+      <w:pPr>
+        <w:spacing w:after="0" w:line="276" w:lineRule="auto"/>
+        <w:ind w:firstLine="709"/>
         <w:jc w:val="both"/>
         <w:rPr>
           <w:rFonts w:ascii="Times New Roman" w:hAnsi="Times New Roman" w:cs="Times New Roman"/>
@@ -1870,197 +2086,457 @@
       </w:pPr>
       <w:r>
         <w:rPr>
-          <w:rFonts w:ascii="Times New Roman" w:hAnsi="Times New Roman" w:cs="Times New Roman"/>
-          <w:sz w:val="28"/>
-          <w:szCs w:val="28"/>
-        </w:rPr>
-        <w:t xml:space="preserve">был разработан </w:t>
+          <w:rFonts w:ascii="TimesNewRomanPSMT" w:eastAsia="Times New Roman" w:hAnsi="TimesNewRomanPSMT" w:cs="Times New Roman"/>
+          <w:color w:val="000000"/>
+          <w:sz w:val="28"/>
+          <w:szCs w:val="28"/>
+          <w:lang w:eastAsia="ru-RU"/>
+        </w:rPr>
+        <w:lastRenderedPageBreak/>
+        <w:t>Для</w:t>
+      </w:r>
+      <w:r>
+        <w:rPr>
+          <w:rFonts w:ascii="TimesNewRomanPSMT" w:eastAsia="Times New Roman" w:hAnsi="TimesNewRomanPSMT" w:cs="Times New Roman"/>
+          <w:color w:val="000000"/>
+          <w:sz w:val="28"/>
+          <w:szCs w:val="28"/>
+          <w:lang w:eastAsia="ru-RU"/>
+        </w:rPr>
+        <w:t xml:space="preserve"> </w:t>
+      </w:r>
+      <w:r>
+        <w:rPr>
+          <w:rFonts w:ascii="TimesNewRomanPSMT" w:eastAsia="Times New Roman" w:hAnsi="TimesNewRomanPSMT" w:cs="Times New Roman"/>
+          <w:color w:val="000000"/>
+          <w:sz w:val="28"/>
+          <w:szCs w:val="28"/>
+          <w:lang w:eastAsia="ru-RU"/>
+        </w:rPr>
+        <w:t>создани</w:t>
+      </w:r>
+      <w:r>
+        <w:rPr>
+          <w:rFonts w:ascii="TimesNewRomanPSMT" w:eastAsia="Times New Roman" w:hAnsi="TimesNewRomanPSMT" w:cs="Times New Roman"/>
+          <w:color w:val="000000"/>
+          <w:sz w:val="28"/>
+          <w:szCs w:val="28"/>
+          <w:lang w:eastAsia="ru-RU"/>
+        </w:rPr>
+        <w:t>я</w:t>
+      </w:r>
+      <w:r>
+        <w:rPr>
+          <w:rFonts w:ascii="TimesNewRomanPSMT" w:eastAsia="Times New Roman" w:hAnsi="TimesNewRomanPSMT" w:cs="Times New Roman"/>
+          <w:color w:val="000000"/>
+          <w:sz w:val="28"/>
+          <w:szCs w:val="28"/>
+          <w:lang w:eastAsia="ru-RU"/>
+        </w:rPr>
+        <w:t>, удалени</w:t>
+      </w:r>
+      <w:r>
+        <w:rPr>
+          <w:rFonts w:ascii="TimesNewRomanPSMT" w:eastAsia="Times New Roman" w:hAnsi="TimesNewRomanPSMT" w:cs="Times New Roman"/>
+          <w:color w:val="000000"/>
+          <w:sz w:val="28"/>
+          <w:szCs w:val="28"/>
+          <w:lang w:eastAsia="ru-RU"/>
+        </w:rPr>
+        <w:t>я</w:t>
+      </w:r>
+      <w:r>
+        <w:rPr>
+          <w:rFonts w:ascii="TimesNewRomanPSMT" w:eastAsia="Times New Roman" w:hAnsi="TimesNewRomanPSMT" w:cs="Times New Roman"/>
+          <w:color w:val="000000"/>
+          <w:sz w:val="28"/>
+          <w:szCs w:val="28"/>
+          <w:lang w:eastAsia="ru-RU"/>
+        </w:rPr>
+        <w:t>, подключени</w:t>
+      </w:r>
+      <w:r>
+        <w:rPr>
+          <w:rFonts w:ascii="TimesNewRomanPSMT" w:eastAsia="Times New Roman" w:hAnsi="TimesNewRomanPSMT" w:cs="Times New Roman"/>
+          <w:color w:val="000000"/>
+          <w:sz w:val="28"/>
+          <w:szCs w:val="28"/>
+          <w:lang w:eastAsia="ru-RU"/>
+        </w:rPr>
+        <w:t xml:space="preserve">я, </w:t>
+      </w:r>
+      <w:r>
+        <w:rPr>
+          <w:rFonts w:ascii="TimesNewRomanPSMT" w:eastAsia="Times New Roman" w:hAnsi="TimesNewRomanPSMT" w:cs="Times New Roman"/>
+          <w:color w:val="000000"/>
+          <w:sz w:val="28"/>
+          <w:szCs w:val="28"/>
+          <w:lang w:eastAsia="ru-RU"/>
+        </w:rPr>
+        <w:t>отключени</w:t>
+      </w:r>
+      <w:r>
+        <w:rPr>
+          <w:rFonts w:ascii="TimesNewRomanPSMT" w:eastAsia="Times New Roman" w:hAnsi="TimesNewRomanPSMT" w:cs="Times New Roman"/>
+          <w:color w:val="000000"/>
+          <w:sz w:val="28"/>
+          <w:szCs w:val="28"/>
+          <w:lang w:eastAsia="ru-RU"/>
+        </w:rPr>
+        <w:t xml:space="preserve">я </w:t>
+      </w:r>
+      <w:r>
+        <w:rPr>
+          <w:rFonts w:ascii="TimesNewRomanPSMT" w:eastAsia="Times New Roman" w:hAnsi="TimesNewRomanPSMT" w:cs="Times New Roman"/>
+          <w:color w:val="000000"/>
+          <w:sz w:val="28"/>
+          <w:szCs w:val="28"/>
+          <w:lang w:eastAsia="ru-RU"/>
+        </w:rPr>
+        <w:t>контейнеров, просмотр</w:t>
+      </w:r>
+      <w:r>
+        <w:rPr>
+          <w:rFonts w:ascii="TimesNewRomanPSMT" w:eastAsia="Times New Roman" w:hAnsi="TimesNewRomanPSMT" w:cs="Times New Roman"/>
+          <w:color w:val="000000"/>
+          <w:sz w:val="28"/>
+          <w:szCs w:val="28"/>
+          <w:lang w:eastAsia="ru-RU"/>
+        </w:rPr>
+        <w:t xml:space="preserve">а </w:t>
+      </w:r>
+      <w:r>
+        <w:rPr>
+          <w:rFonts w:ascii="TimesNewRomanPSMT" w:eastAsia="Times New Roman" w:hAnsi="TimesNewRomanPSMT" w:cs="Times New Roman"/>
+          <w:color w:val="000000"/>
+          <w:sz w:val="28"/>
+          <w:szCs w:val="28"/>
+          <w:lang w:eastAsia="ru-RU"/>
+        </w:rPr>
+        <w:t>списка, инспекц</w:t>
+      </w:r>
+      <w:r>
+        <w:rPr>
+          <w:rFonts w:ascii="TimesNewRomanPSMT" w:eastAsia="Times New Roman" w:hAnsi="TimesNewRomanPSMT" w:cs="Times New Roman"/>
+          <w:color w:val="000000"/>
+          <w:sz w:val="28"/>
+          <w:szCs w:val="28"/>
+          <w:lang w:eastAsia="ru-RU"/>
+        </w:rPr>
+        <w:t>ии, управления сетями</w:t>
+      </w:r>
+    </w:p>
+    <w:p>
+      <w:pPr>
+        <w:spacing w:after="0" w:line="276" w:lineRule="auto"/>
+        <w:ind w:firstLine="709"/>
+        <w:jc w:val="both"/>
+        <w:rPr>
+          <w:rFonts w:ascii="Times New Roman" w:hAnsi="Times New Roman" w:cs="Times New Roman"/>
+          <w:sz w:val="28"/>
+          <w:szCs w:val="28"/>
+        </w:rPr>
+      </w:pPr>
+    </w:p>
+    <w:p>
+      <w:pPr>
+        <w:spacing w:after="0" w:line="276" w:lineRule="auto"/>
+        <w:ind w:firstLine="709"/>
+        <w:jc w:val="both"/>
+        <w:rPr>
+          <w:rFonts w:ascii="Times New Roman" w:hAnsi="Times New Roman" w:cs="Times New Roman"/>
+          <w:b/>
+          <w:bCs/>
+          <w:sz w:val="28"/>
+          <w:szCs w:val="28"/>
+        </w:rPr>
+      </w:pPr>
+      <w:r>
+        <w:rPr>
+          <w:rFonts w:ascii="Times New Roman" w:hAnsi="Times New Roman" w:cs="Times New Roman"/>
+          <w:b/>
+          <w:bCs/>
+          <w:sz w:val="28"/>
+          <w:szCs w:val="28"/>
+        </w:rPr>
+        <w:t>Выводы:</w:t>
+      </w:r>
+    </w:p>
+    <w:p>
+      <w:pPr>
+        <w:spacing w:after="0" w:line="276" w:lineRule="auto"/>
+        <w:ind w:firstLine="709"/>
+        <w:jc w:val="both"/>
+        <w:rPr>
+          <w:rFonts w:ascii="TimesNewRomanPSMT" w:eastAsia="Times New Roman" w:hAnsi="TimesNewRomanPSMT" w:cs="Times New Roman"/>
+          <w:color w:val="000000"/>
+          <w:sz w:val="28"/>
+          <w:szCs w:val="28"/>
+          <w:lang w:eastAsia="ru-RU"/>
+        </w:rPr>
+      </w:pPr>
+    </w:p>
+    <w:p>
+      <w:pPr>
+        <w:spacing w:after="0" w:line="276" w:lineRule="auto"/>
+        <w:ind w:firstLine="709"/>
+        <w:jc w:val="both"/>
+        <w:rPr>
+          <w:rFonts w:ascii="TimesNewRomanPSMT" w:eastAsia="Times New Roman" w:hAnsi="TimesNewRomanPSMT" w:cs="Times New Roman"/>
+          <w:color w:val="000000"/>
+          <w:sz w:val="28"/>
+          <w:szCs w:val="28"/>
+          <w:lang w:eastAsia="ru-RU"/>
+        </w:rPr>
+      </w:pPr>
+      <w:r>
+        <w:rPr>
+          <w:rFonts w:ascii="TimesNewRomanPSMT" w:eastAsia="Times New Roman" w:hAnsi="TimesNewRomanPSMT" w:cs="Times New Roman"/>
+          <w:color w:val="000000"/>
+          <w:sz w:val="28"/>
+          <w:szCs w:val="28"/>
+          <w:lang w:eastAsia="ru-RU"/>
+        </w:rPr>
+        <w:t xml:space="preserve">В ходе лабораторной работы были изучены способы хранения данных в </w:t>
       </w:r>
       <w:proofErr w:type="spellStart"/>
       <w:r>
         <w:rPr>
-          <w:rFonts w:ascii="Times New Roman" w:hAnsi="Times New Roman" w:cs="Times New Roman"/>
-          <w:sz w:val="28"/>
-          <w:szCs w:val="28"/>
-        </w:rPr>
-        <w:t>Dockerfile</w:t>
+          <w:rFonts w:ascii="TimesNewRomanPSMT" w:eastAsia="Times New Roman" w:hAnsi="TimesNewRomanPSMT" w:cs="Times New Roman"/>
+          <w:color w:val="000000"/>
+          <w:sz w:val="28"/>
+          <w:szCs w:val="28"/>
+          <w:lang w:eastAsia="ru-RU"/>
+        </w:rPr>
+        <w:t>Docker</w:t>
       </w:r>
       <w:proofErr w:type="spellEnd"/>
       <w:r>
         <w:rPr>
-          <w:rFonts w:ascii="Times New Roman" w:hAnsi="Times New Roman" w:cs="Times New Roman"/>
-          <w:sz w:val="28"/>
-          <w:szCs w:val="28"/>
+          <w:rFonts w:ascii="TimesNewRomanPSMT" w:eastAsia="Times New Roman" w:hAnsi="TimesNewRomanPSMT" w:cs="Times New Roman"/>
+          <w:color w:val="000000"/>
+          <w:sz w:val="28"/>
+          <w:szCs w:val="28"/>
+          <w:lang w:eastAsia="ru-RU"/>
+        </w:rPr>
+        <w:t>, а также принципы работы с томами, сетями и переменными окружения.</w:t>
+      </w:r>
+    </w:p>
+    <w:p>
+      <w:pPr>
+        <w:spacing w:after="0" w:line="276" w:lineRule="auto"/>
+        <w:ind w:firstLine="709"/>
+        <w:jc w:val="both"/>
+        <w:rPr>
+          <w:rFonts w:ascii="TimesNewRomanPSMT" w:eastAsia="Times New Roman" w:hAnsi="TimesNewRomanPSMT" w:cs="Times New Roman"/>
+          <w:color w:val="000000"/>
+          <w:sz w:val="28"/>
+          <w:szCs w:val="28"/>
+          <w:lang w:eastAsia="ru-RU"/>
+        </w:rPr>
+      </w:pPr>
+      <w:r>
+        <w:rPr>
+          <w:rFonts w:ascii="TimesNewRomanPSMT" w:eastAsia="Times New Roman" w:hAnsi="TimesNewRomanPSMT" w:cs="Times New Roman"/>
+          <w:color w:val="000000"/>
+          <w:sz w:val="28"/>
+          <w:szCs w:val="28"/>
+          <w:lang w:eastAsia="ru-RU"/>
+        </w:rPr>
+        <w:t>Было реализовано логирование HTTP-подключени</w:t>
+      </w:r>
+      <w:r>
+        <w:rPr>
+          <w:rFonts w:ascii="TimesNewRomanPSMT" w:eastAsia="Times New Roman" w:hAnsi="TimesNewRomanPSMT" w:cs="Times New Roman"/>
+          <w:color w:val="000000"/>
+          <w:sz w:val="28"/>
+          <w:szCs w:val="28"/>
+          <w:lang w:eastAsia="ru-RU"/>
+        </w:rPr>
+        <w:t>й.</w:t>
+      </w:r>
+    </w:p>
+    <w:p>
+      <w:pPr>
+        <w:spacing w:after="0" w:line="276" w:lineRule="auto"/>
+        <w:ind w:firstLine="709"/>
+        <w:jc w:val="both"/>
+        <w:rPr>
+          <w:rFonts w:ascii="TimesNewRomanPSMT" w:eastAsia="Times New Roman" w:hAnsi="TimesNewRomanPSMT" w:cs="Times New Roman"/>
+          <w:color w:val="000000"/>
+          <w:sz w:val="28"/>
+          <w:szCs w:val="28"/>
+          <w:lang w:eastAsia="ru-RU"/>
+        </w:rPr>
+      </w:pPr>
+      <w:r>
+        <w:rPr>
+          <w:rFonts w:ascii="TimesNewRomanPSMT" w:eastAsia="Times New Roman" w:hAnsi="TimesNewRomanPSMT" w:cs="Times New Roman"/>
+          <w:color w:val="000000"/>
+          <w:sz w:val="28"/>
+          <w:szCs w:val="28"/>
+          <w:lang w:eastAsia="ru-RU"/>
+        </w:rPr>
+        <w:t>Создана пользовательская сет</w:t>
+      </w:r>
+      <w:r>
+        <w:rPr>
+          <w:rFonts w:ascii="TimesNewRomanPSMT" w:eastAsia="Times New Roman" w:hAnsi="TimesNewRomanPSMT" w:cs="Times New Roman"/>
+          <w:color w:val="000000"/>
+          <w:sz w:val="28"/>
+          <w:szCs w:val="28"/>
+          <w:lang w:eastAsia="ru-RU"/>
+        </w:rPr>
+        <w:t>ь</w:t>
+      </w:r>
+      <w:r>
+        <w:rPr>
+          <w:rFonts w:ascii="TimesNewRomanPSMT" w:eastAsia="Times New Roman" w:hAnsi="TimesNewRomanPSMT" w:cs="Times New Roman"/>
+          <w:color w:val="000000"/>
+          <w:sz w:val="28"/>
+          <w:szCs w:val="28"/>
+          <w:lang w:eastAsia="ru-RU"/>
+        </w:rPr>
+        <w:t xml:space="preserve">. Контейнеры </w:t>
+      </w:r>
+      <w:proofErr w:type="spellStart"/>
+      <w:r>
+        <w:rPr>
+          <w:rFonts w:ascii="TimesNewRomanPSMT" w:eastAsia="Times New Roman" w:hAnsi="TimesNewRomanPSMT" w:cs="Times New Roman"/>
+          <w:color w:val="000000"/>
+          <w:sz w:val="28"/>
+          <w:szCs w:val="28"/>
+          <w:lang w:eastAsia="ru-RU"/>
+        </w:rPr>
+        <w:t>gasapp</w:t>
+      </w:r>
+      <w:proofErr w:type="spellEnd"/>
+      <w:r>
+        <w:rPr>
+          <w:rFonts w:ascii="TimesNewRomanPSMT" w:eastAsia="Times New Roman" w:hAnsi="TimesNewRomanPSMT" w:cs="Times New Roman"/>
+          <w:color w:val="000000"/>
+          <w:sz w:val="28"/>
+          <w:szCs w:val="28"/>
+          <w:lang w:eastAsia="ru-RU"/>
+        </w:rPr>
+        <w:t xml:space="preserve"> и </w:t>
+      </w:r>
+      <w:proofErr w:type="spellStart"/>
+      <w:r>
+        <w:rPr>
+          <w:rFonts w:ascii="TimesNewRomanPSMT" w:eastAsia="Times New Roman" w:hAnsi="TimesNewRomanPSMT" w:cs="Times New Roman"/>
+          <w:color w:val="000000"/>
+          <w:sz w:val="28"/>
+          <w:szCs w:val="28"/>
+          <w:lang w:eastAsia="ru-RU"/>
+        </w:rPr>
+        <w:t>gasdb</w:t>
+      </w:r>
+      <w:proofErr w:type="spellEnd"/>
+      <w:r>
+        <w:rPr>
+          <w:rFonts w:ascii="TimesNewRomanPSMT" w:eastAsia="Times New Roman" w:hAnsi="TimesNewRomanPSMT" w:cs="Times New Roman"/>
+          <w:color w:val="000000"/>
+          <w:sz w:val="28"/>
+          <w:szCs w:val="28"/>
+          <w:lang w:eastAsia="ru-RU"/>
+        </w:rPr>
+        <w:t xml:space="preserve"> подключены к этой сети</w:t>
+      </w:r>
+      <w:r>
+        <w:rPr>
+          <w:rFonts w:ascii="TimesNewRomanPSMT" w:eastAsia="Times New Roman" w:hAnsi="TimesNewRomanPSMT" w:cs="Times New Roman"/>
+          <w:color w:val="000000"/>
+          <w:sz w:val="28"/>
+          <w:szCs w:val="28"/>
+          <w:lang w:eastAsia="ru-RU"/>
+        </w:rPr>
+        <w:t>.</w:t>
+      </w:r>
+    </w:p>
+    <w:p>
+      <w:pPr>
+        <w:spacing w:after="0" w:line="276" w:lineRule="auto"/>
+        <w:ind w:firstLine="709"/>
+        <w:jc w:val="both"/>
+        <w:rPr>
+          <w:rFonts w:ascii="TimesNewRomanPSMT" w:eastAsia="Times New Roman" w:hAnsi="TimesNewRomanPSMT" w:cs="Times New Roman"/>
+          <w:color w:val="000000"/>
+          <w:sz w:val="28"/>
+          <w:szCs w:val="28"/>
+          <w:lang w:eastAsia="ru-RU"/>
+        </w:rPr>
+      </w:pPr>
+      <w:r>
+        <w:rPr>
+          <w:rFonts w:ascii="TimesNewRomanPSMT" w:eastAsia="Times New Roman" w:hAnsi="TimesNewRomanPSMT" w:cs="Times New Roman"/>
+          <w:color w:val="000000"/>
+          <w:sz w:val="28"/>
+          <w:szCs w:val="28"/>
+          <w:lang w:eastAsia="ru-RU"/>
+        </w:rPr>
+        <w:t xml:space="preserve">Образ приложения был пересобран и загружен на </w:t>
+      </w:r>
+      <w:proofErr w:type="spellStart"/>
+      <w:r>
+        <w:rPr>
+          <w:rFonts w:ascii="TimesNewRomanPSMT" w:eastAsia="Times New Roman" w:hAnsi="TimesNewRomanPSMT" w:cs="Times New Roman"/>
+          <w:color w:val="000000"/>
+          <w:sz w:val="28"/>
+          <w:szCs w:val="28"/>
+          <w:lang w:eastAsia="ru-RU"/>
+        </w:rPr>
+        <w:t>Docker</w:t>
+      </w:r>
+      <w:proofErr w:type="spellEnd"/>
+      <w:r>
+        <w:rPr>
+          <w:rFonts w:ascii="TimesNewRomanPSMT" w:eastAsia="Times New Roman" w:hAnsi="TimesNewRomanPSMT" w:cs="Times New Roman"/>
+          <w:color w:val="000000"/>
+          <w:sz w:val="28"/>
+          <w:szCs w:val="28"/>
+          <w:lang w:eastAsia="ru-RU"/>
         </w:rPr>
         <w:t xml:space="preserve"> </w:t>
       </w:r>
-    </w:p>
-    <w:p>
-      <w:pPr>
-        <w:pStyle w:val="a3"/>
-        <w:numPr>
-          <w:ilvl w:val="0"/>
-          <w:numId w:val="8"/>
-        </w:numPr>
-        <w:tabs>
-          <w:tab w:val="left" w:pos="993"/>
-        </w:tabs>
-        <w:spacing w:after="0" w:line="360" w:lineRule="auto"/>
-        <w:ind w:left="0" w:firstLine="709"/>
+      <w:proofErr w:type="spellStart"/>
+      <w:r>
+        <w:rPr>
+          <w:rFonts w:ascii="TimesNewRomanPSMT" w:eastAsia="Times New Roman" w:hAnsi="TimesNewRomanPSMT" w:cs="Times New Roman"/>
+          <w:color w:val="000000"/>
+          <w:sz w:val="28"/>
+          <w:szCs w:val="28"/>
+          <w:lang w:eastAsia="ru-RU"/>
+        </w:rPr>
+        <w:t>Hub</w:t>
+      </w:r>
+      <w:proofErr w:type="spellEnd"/>
+      <w:r>
+        <w:rPr>
+          <w:rFonts w:ascii="TimesNewRomanPSMT" w:eastAsia="Times New Roman" w:hAnsi="TimesNewRomanPSMT" w:cs="Times New Roman"/>
+          <w:color w:val="000000"/>
+          <w:sz w:val="28"/>
+          <w:szCs w:val="28"/>
+          <w:lang w:eastAsia="ru-RU"/>
+        </w:rPr>
+        <w:t>.</w:t>
+      </w:r>
+    </w:p>
+    <w:p>
+      <w:pPr>
+        <w:spacing w:after="0" w:line="276" w:lineRule="auto"/>
+        <w:ind w:firstLine="709"/>
         <w:jc w:val="both"/>
         <w:rPr>
-          <w:rFonts w:ascii="Times New Roman" w:hAnsi="Times New Roman" w:cs="Times New Roman"/>
-          <w:sz w:val="28"/>
-          <w:szCs w:val="28"/>
-        </w:rPr>
-      </w:pPr>
-      <w:r>
-        <w:rPr>
-          <w:rFonts w:ascii="Times New Roman" w:hAnsi="Times New Roman" w:cs="Times New Roman"/>
-          <w:sz w:val="28"/>
-          <w:szCs w:val="28"/>
-        </w:rPr>
-        <w:t xml:space="preserve">создан файл </w:t>
-      </w:r>
-      <w:proofErr w:type="spellStart"/>
-      <w:r>
-        <w:rPr>
-          <w:rFonts w:ascii="Times New Roman" w:hAnsi="Times New Roman" w:cs="Times New Roman"/>
-          <w:sz w:val="28"/>
-          <w:szCs w:val="28"/>
-        </w:rPr>
-        <w:t>docker-compose.yml</w:t>
-      </w:r>
-      <w:proofErr w:type="spellEnd"/>
-    </w:p>
-    <w:p>
-      <w:pPr>
-        <w:pStyle w:val="a3"/>
-        <w:numPr>
-          <w:ilvl w:val="0"/>
-          <w:numId w:val="8"/>
-        </w:numPr>
-        <w:tabs>
-          <w:tab w:val="left" w:pos="993"/>
-        </w:tabs>
-        <w:spacing w:after="0" w:line="360" w:lineRule="auto"/>
-        <w:ind w:left="0" w:firstLine="709"/>
-        <w:jc w:val="both"/>
-        <w:rPr>
-          <w:rFonts w:ascii="Times New Roman" w:hAnsi="Times New Roman" w:cs="Times New Roman"/>
-          <w:sz w:val="28"/>
-          <w:szCs w:val="28"/>
-        </w:rPr>
-      </w:pPr>
-      <w:r>
-        <w:rPr>
-          <w:rFonts w:ascii="Times New Roman" w:hAnsi="Times New Roman" w:cs="Times New Roman"/>
-          <w:sz w:val="28"/>
-          <w:szCs w:val="28"/>
-        </w:rPr>
-        <w:t xml:space="preserve">образ приложения был собран, протестирован локально и загружен в публичный репозиторий </w:t>
-      </w:r>
-      <w:proofErr w:type="spellStart"/>
-      <w:r>
-        <w:rPr>
-          <w:rFonts w:ascii="Times New Roman" w:hAnsi="Times New Roman" w:cs="Times New Roman"/>
-          <w:sz w:val="28"/>
-          <w:szCs w:val="28"/>
-        </w:rPr>
-        <w:t>Docker</w:t>
-      </w:r>
-      <w:proofErr w:type="spellEnd"/>
-      <w:r>
-        <w:rPr>
-          <w:rFonts w:ascii="Times New Roman" w:hAnsi="Times New Roman" w:cs="Times New Roman"/>
-          <w:sz w:val="28"/>
-          <w:szCs w:val="28"/>
-        </w:rPr>
-        <w:t xml:space="preserve"> </w:t>
-      </w:r>
-      <w:proofErr w:type="spellStart"/>
-      <w:r>
-        <w:rPr>
-          <w:rFonts w:ascii="Times New Roman" w:hAnsi="Times New Roman" w:cs="Times New Roman"/>
-          <w:sz w:val="28"/>
-          <w:szCs w:val="28"/>
-        </w:rPr>
-        <w:t>Hub</w:t>
-      </w:r>
-      <w:proofErr w:type="spellEnd"/>
-    </w:p>
-    <w:p>
-      <w:pPr>
-        <w:pStyle w:val="a3"/>
-        <w:tabs>
-          <w:tab w:val="left" w:pos="993"/>
-        </w:tabs>
-        <w:spacing w:after="0" w:line="360" w:lineRule="auto"/>
-        <w:ind w:left="0" w:firstLine="709"/>
-        <w:jc w:val="both"/>
-        <w:rPr>
-          <w:rFonts w:ascii="Times New Roman" w:hAnsi="Times New Roman" w:cs="Times New Roman"/>
-          <w:sz w:val="28"/>
-          <w:szCs w:val="28"/>
-        </w:rPr>
-      </w:pPr>
-      <w:r>
-        <w:rPr>
-          <w:rFonts w:ascii="Times New Roman" w:hAnsi="Times New Roman" w:cs="Times New Roman"/>
-          <w:sz w:val="28"/>
-          <w:szCs w:val="28"/>
-        </w:rPr>
-        <w:lastRenderedPageBreak/>
-        <w:t xml:space="preserve">В результате работы </w:t>
-      </w:r>
-      <w:r>
-        <w:rPr>
-          <w:rFonts w:ascii="Times New Roman" w:hAnsi="Times New Roman" w:cs="Times New Roman"/>
-          <w:sz w:val="28"/>
-          <w:szCs w:val="28"/>
-        </w:rPr>
-        <w:t xml:space="preserve">была решена задача контейнеризации существующего </w:t>
-      </w:r>
-      <w:proofErr w:type="spellStart"/>
-      <w:r>
-        <w:rPr>
-          <w:rFonts w:ascii="Times New Roman" w:hAnsi="Times New Roman" w:cs="Times New Roman"/>
-          <w:sz w:val="28"/>
-          <w:szCs w:val="28"/>
-        </w:rPr>
-        <w:t>Django</w:t>
-      </w:r>
-      <w:proofErr w:type="spellEnd"/>
-      <w:r>
-        <w:rPr>
-          <w:rFonts w:ascii="Times New Roman" w:hAnsi="Times New Roman" w:cs="Times New Roman"/>
-          <w:sz w:val="28"/>
-          <w:szCs w:val="28"/>
-        </w:rPr>
-        <w:t xml:space="preserve">-приложения с </w:t>
-      </w:r>
-      <w:proofErr w:type="spellStart"/>
-      <w:r>
-        <w:rPr>
-          <w:rFonts w:ascii="Times New Roman" w:hAnsi="Times New Roman" w:cs="Times New Roman"/>
-          <w:sz w:val="28"/>
-          <w:szCs w:val="28"/>
-        </w:rPr>
-        <w:t>PostgreSQL</w:t>
-      </w:r>
-      <w:proofErr w:type="spellEnd"/>
-    </w:p>
-    <w:p>
-      <w:pPr>
-        <w:spacing w:after="0" w:line="360" w:lineRule="auto"/>
-        <w:ind w:firstLine="709"/>
-        <w:jc w:val="both"/>
-        <w:rPr>
-          <w:rFonts w:ascii="Times New Roman" w:hAnsi="Times New Roman" w:cs="Times New Roman"/>
-          <w:sz w:val="28"/>
-          <w:szCs w:val="28"/>
-        </w:rPr>
-      </w:pPr>
+          <w:rFonts w:ascii="TimesNewRomanPSMT" w:eastAsia="Times New Roman" w:hAnsi="TimesNewRomanPSMT" w:cs="Times New Roman"/>
+          <w:color w:val="000000"/>
+          <w:sz w:val="28"/>
+          <w:szCs w:val="28"/>
+          <w:lang w:eastAsia="ru-RU"/>
+        </w:rPr>
+      </w:pPr>
+      <w:bookmarkStart w:id="0" w:name="_GoBack"/>
+      <w:bookmarkEnd w:id="0"/>
     </w:p>
     <w:sectPr>
       <w:pgSz w:w="11906" w:h="16838"/>
@@ -3832,7 +4308,7 @@
 </file>
 
 <file path=customXml/itemProps1.xml><?xml version="1.0" encoding="utf-8"?>
-<ds:datastoreItem xmlns:ds="http://schemas.openxmlformats.org/officeDocument/2006/customXml" ds:itemID="{FA9CB90E-8745-4BD9-A72B-9CEABB3C87D5}">
+<ds:datastoreItem xmlns:ds="http://schemas.openxmlformats.org/officeDocument/2006/customXml" ds:itemID="{FFEAB173-5E3C-4C81-94D0-5DB36E28DB29}">
   <ds:schemaRefs>
     <ds:schemaRef ds:uri="http://schemas.openxmlformats.org/officeDocument/2006/bibliography"/>
   </ds:schemaRefs>
